--- a/00-首页/题组Word/习题书/学生版/第二篇-结构化学/5-对称性与群论.docx
+++ b/00-首页/题组Word/习题书/学生版/第二篇-结构化学/5-对称性与群论.docx
@@ -222,7 +222,7 @@
           <w:color w:val="5B6975"/>
           <w:sz w:val="24"/>
         </w:rPr>
-        <w:t>：2026-09-01</w:t>
+        <w:t>：2026-09-06</w:t>
       </w:r>
     </w:p>
     <w:p>

--- a/00-首页/题组Word/习题书/学生版/第二篇-结构化学/5-对称性与群论.docx
+++ b/00-首页/题组Word/习题书/学生版/第二篇-结构化学/5-对称性与群论.docx
@@ -3,239 +3,6 @@
 <w:document xmlns:w="http://schemas.openxmlformats.org/wordprocessingml/2006/main" xmlns:m="http://schemas.openxmlformats.org/officeDocument/2006/math" xmlns:r="http://schemas.openxmlformats.org/officeDocument/2006/relationships" xmlns:o="urn:schemas-microsoft-com:office:office" xmlns:v="urn:schemas-microsoft-com:vml" xmlns:w10="urn:schemas-microsoft-com:office:word" xmlns:a="http://schemas.openxmlformats.org/drawingml/2006/main" xmlns:pic="http://schemas.openxmlformats.org/drawingml/2006/picture" xmlns:wp="http://schemas.openxmlformats.org/drawingml/2006/wordprocessingDrawing">
   <w:body>
     <w:bookmarkStart w:id="41" w:name="第-5-章-对称性与群论"/>
-    <w:p>
-      <w:pPr>
-        <w:spacing w:after="1800" w:before="1200" w:line="276" w:lineRule="auto"/>
-        <w:jc w:val="center"/>
-      </w:pPr>
-    </w:p>
-    <w:p>
-      <w:pPr>
-        <w:spacing w:after="320" w:before="0" w:line="276" w:lineRule="auto"/>
-        <w:jc w:val="center"/>
-      </w:pPr>
-      <w:r>
-        <w:rPr>
-          <w:rFonts w:ascii="Times New Roman" w:hAnsi="Times New Roman" w:eastAsia="SimHei" w:cs="Times New Roman"/>
-          <w:b/>
-          <w:color w:val="17324D"/>
-          <w:sz w:val="64"/>
-        </w:rPr>
-        <w:t>化学竞赛习题册</w:t>
-      </w:r>
-    </w:p>
-    <w:p>
-      <w:pPr>
-        <w:spacing w:after="120" w:before="0" w:line="276" w:lineRule="auto"/>
-        <w:jc w:val="center"/>
-      </w:pPr>
-      <w:r>
-        <w:rPr>
-          <w:rFonts w:ascii="Times New Roman" w:hAnsi="Times New Roman" w:eastAsia="SimHei" w:cs="Times New Roman"/>
-          <w:b w:val="0"/>
-          <w:color w:val="5B6975"/>
-          <w:sz w:val="32"/>
-        </w:rPr>
-        <w:t>第二篇</w:t>
-      </w:r>
-      <w:r>
-        <w:rPr>
-          <w:rFonts w:ascii="Times New Roman" w:hAnsi="Times New Roman" w:eastAsia="Times New Roman" w:cs="Times New Roman"/>
-          <w:b w:val="0"/>
-          <w:color w:val="5B6975"/>
-          <w:sz w:val="32"/>
-        </w:rPr>
-        <w:t xml:space="preserve"> </w:t>
-      </w:r>
-      <w:r>
-        <w:rPr>
-          <w:rFonts w:ascii="Times New Roman" w:hAnsi="Times New Roman" w:eastAsia="SimHei" w:cs="Times New Roman"/>
-          <w:b w:val="0"/>
-          <w:color w:val="5B6975"/>
-          <w:sz w:val="32"/>
-        </w:rPr>
-        <w:t>结构化学</w:t>
-      </w:r>
-    </w:p>
-    <w:p>
-      <w:pPr>
-        <w:spacing w:after="600" w:before="0" w:line="276" w:lineRule="auto"/>
-        <w:jc w:val="center"/>
-      </w:pPr>
-      <w:r>
-        <w:rPr>
-          <w:rFonts w:ascii="Times New Roman" w:hAnsi="Times New Roman" w:eastAsia="SimHei" w:cs="Times New Roman"/>
-          <w:b/>
-          <w:color w:val="17324D"/>
-          <w:sz w:val="44"/>
-        </w:rPr>
-        <w:t>第</w:t>
-      </w:r>
-      <w:r>
-        <w:rPr>
-          <w:rFonts w:ascii="Times New Roman" w:hAnsi="Times New Roman" w:eastAsia="Times New Roman" w:cs="Times New Roman"/>
-          <w:b/>
-          <w:color w:val="17324D"/>
-          <w:sz w:val="44"/>
-        </w:rPr>
-        <w:t xml:space="preserve"> 5 </w:t>
-      </w:r>
-      <w:r>
-        <w:rPr>
-          <w:rFonts w:ascii="Times New Roman" w:hAnsi="Times New Roman" w:eastAsia="SimHei" w:cs="Times New Roman"/>
-          <w:b/>
-          <w:color w:val="17324D"/>
-          <w:sz w:val="44"/>
-        </w:rPr>
-        <w:t>章</w:t>
-      </w:r>
-      <w:r>
-        <w:rPr>
-          <w:rFonts w:ascii="Times New Roman" w:hAnsi="Times New Roman" w:eastAsia="Times New Roman" w:cs="Times New Roman"/>
-          <w:b/>
-          <w:color w:val="17324D"/>
-          <w:sz w:val="44"/>
-        </w:rPr>
-        <w:t xml:space="preserve"> </w:t>
-      </w:r>
-      <w:r>
-        <w:rPr>
-          <w:rFonts w:ascii="Times New Roman" w:hAnsi="Times New Roman" w:eastAsia="SimHei" w:cs="Times New Roman"/>
-          <w:b/>
-          <w:color w:val="17324D"/>
-          <w:sz w:val="44"/>
-        </w:rPr>
-        <w:t>对称性与群论</w:t>
-      </w:r>
-    </w:p>
-    <w:p>
-      <w:pPr>
-        <w:spacing w:after="600" w:before="120" w:line="276" w:lineRule="auto"/>
-        <w:jc w:val="center"/>
-        <w:pBdr>
-          <w:bottom w:val="single" w:sz="8" w:space="4" w:color="4A6577"/>
-        </w:pBdr>
-      </w:pPr>
-    </w:p>
-    <w:p>
-      <w:pPr>
-        <w:spacing w:after="160" w:before="0" w:line="276" w:lineRule="auto"/>
-        <w:jc w:val="center"/>
-      </w:pPr>
-      <w:r>
-        <w:rPr>
-          <w:rFonts w:ascii="Times New Roman" w:hAnsi="Times New Roman" w:eastAsia="FangSong" w:cs="Times New Roman"/>
-          <w:b w:val="0"/>
-          <w:color w:val="5B6975"/>
-          <w:sz w:val="24"/>
-        </w:rPr>
-        <w:t>题量</w:t>
-      </w:r>
-      <w:r>
-        <w:rPr>
-          <w:rFonts w:ascii="Times New Roman" w:hAnsi="Times New Roman" w:eastAsia="Times New Roman" w:cs="Times New Roman"/>
-          <w:b w:val="0"/>
-          <w:color w:val="5B6975"/>
-          <w:sz w:val="24"/>
-        </w:rPr>
-        <w:t>：32</w:t>
-      </w:r>
-    </w:p>
-    <w:p>
-      <w:pPr>
-        <w:spacing w:after="160" w:before="0" w:line="276" w:lineRule="auto"/>
-        <w:jc w:val="center"/>
-      </w:pPr>
-      <w:r>
-        <w:rPr>
-          <w:rFonts w:ascii="Times New Roman" w:hAnsi="Times New Roman" w:eastAsia="FangSong" w:cs="Times New Roman"/>
-          <w:b w:val="0"/>
-          <w:color w:val="5B6975"/>
-          <w:sz w:val="24"/>
-        </w:rPr>
-        <w:t>版本</w:t>
-      </w:r>
-      <w:r>
-        <w:rPr>
-          <w:rFonts w:ascii="Times New Roman" w:hAnsi="Times New Roman" w:eastAsia="Times New Roman" w:cs="Times New Roman"/>
-          <w:b w:val="0"/>
-          <w:color w:val="5B6975"/>
-          <w:sz w:val="24"/>
-        </w:rPr>
-        <w:t>：</w:t>
-      </w:r>
-      <w:r>
-        <w:rPr>
-          <w:rFonts w:ascii="Times New Roman" w:hAnsi="Times New Roman" w:eastAsia="FangSong" w:cs="Times New Roman"/>
-          <w:b w:val="0"/>
-          <w:color w:val="5B6975"/>
-          <w:sz w:val="24"/>
-        </w:rPr>
-        <w:t>学生版</w:t>
-      </w:r>
-      <w:r>
-        <w:rPr>
-          <w:rFonts w:ascii="Times New Roman" w:hAnsi="Times New Roman" w:eastAsia="Times New Roman" w:cs="Times New Roman"/>
-          <w:b w:val="0"/>
-          <w:color w:val="5B6975"/>
-          <w:sz w:val="24"/>
-        </w:rPr>
-        <w:t>（</w:t>
-      </w:r>
-      <w:r>
-        <w:rPr>
-          <w:rFonts w:ascii="Times New Roman" w:hAnsi="Times New Roman" w:eastAsia="FangSong" w:cs="Times New Roman"/>
-          <w:b w:val="0"/>
-          <w:color w:val="5B6975"/>
-          <w:sz w:val="24"/>
-        </w:rPr>
-        <w:t>无答案</w:t>
-      </w:r>
-      <w:r>
-        <w:rPr>
-          <w:rFonts w:ascii="Times New Roman" w:hAnsi="Times New Roman" w:eastAsia="Times New Roman" w:cs="Times New Roman"/>
-          <w:b w:val="0"/>
-          <w:color w:val="5B6975"/>
-          <w:sz w:val="24"/>
-        </w:rPr>
-        <w:t>）</w:t>
-      </w:r>
-    </w:p>
-    <w:p>
-      <w:pPr>
-        <w:spacing w:after="160" w:before="0" w:line="276" w:lineRule="auto"/>
-        <w:jc w:val="center"/>
-      </w:pPr>
-      <w:r>
-        <w:rPr>
-          <w:rFonts w:ascii="Times New Roman" w:hAnsi="Times New Roman" w:eastAsia="FangSong" w:cs="Times New Roman"/>
-          <w:b w:val="0"/>
-          <w:color w:val="5B6975"/>
-          <w:sz w:val="24"/>
-        </w:rPr>
-        <w:t>日期</w:t>
-      </w:r>
-      <w:r>
-        <w:rPr>
-          <w:rFonts w:ascii="Times New Roman" w:hAnsi="Times New Roman" w:eastAsia="Times New Roman" w:cs="Times New Roman"/>
-          <w:b w:val="0"/>
-          <w:color w:val="5B6975"/>
-          <w:sz w:val="24"/>
-        </w:rPr>
-        <w:t>：2026-09-06</w:t>
-      </w:r>
-    </w:p>
-    <w:p>
-      <w:pPr>
-        <w:jc w:val="center"/>
-      </w:pPr>
-      <w:r>
-        <w:rPr>
-          <w:rFonts w:ascii="Times New Roman" w:hAnsi="Times New Roman" w:eastAsia="Times New Roman" w:cs="Times New Roman"/>
-        </w:rPr>
-        <w:br w:type="page"/>
-      </w:r>
-    </w:p>
     <w:p>
       <w:pPr>
         <w:pStyle w:val="Heading1"/>

--- a/00-首页/题组Word/习题书/学生版/第二篇-结构化学/5-对称性与群论.docx
+++ b/00-首页/题组Word/习题书/学生版/第二篇-结构化学/5-对称性与群论.docx
@@ -2,7 +2,7 @@
 <file path=word/document.xml><?xml version="1.0" encoding="utf-8"?>
 <w:document xmlns:w="http://schemas.openxmlformats.org/wordprocessingml/2006/main" xmlns:m="http://schemas.openxmlformats.org/officeDocument/2006/math" xmlns:r="http://schemas.openxmlformats.org/officeDocument/2006/relationships" xmlns:o="urn:schemas-microsoft-com:office:office" xmlns:v="urn:schemas-microsoft-com:vml" xmlns:w10="urn:schemas-microsoft-com:office:word" xmlns:a="http://schemas.openxmlformats.org/drawingml/2006/main" xmlns:pic="http://schemas.openxmlformats.org/drawingml/2006/picture" xmlns:wp="http://schemas.openxmlformats.org/drawingml/2006/wordprocessingDrawing">
   <w:body>
-    <w:bookmarkStart w:id="41" w:name="第-5-章-对称性与群论"/>
+    <w:bookmarkStart w:id="42" w:name="第-5-章-对称性与群论"/>
     <w:p>
       <w:pPr>
         <w:pStyle w:val="Heading1"/>
@@ -50,7 +50,21 @@
         </w:pict>
       </w:r>
     </w:p>
-    <w:bookmarkStart w:id="9" w:name="群论-习题1.4"/>
+    <w:bookmarkStart w:id="9" w:name="竞赛提升"/>
+    <w:p>
+      <w:pPr>
+        <w:pStyle w:val="Heading2"/>
+        <w:spacing w:before="280" w:after="120"/>
+      </w:pPr>
+      <w:r>
+        <w:rPr>
+          <w:rFonts w:hint="eastAsia" w:ascii="Times New Roman" w:hAnsi="Times New Roman" w:eastAsia="SimHei" w:cs="Times New Roman"/>
+        </w:rPr>
+        <w:t xml:space="preserve">竞赛提升</w:t>
+      </w:r>
+    </w:p>
+    <w:bookmarkEnd w:id="9"/>
+    <w:bookmarkStart w:id="10" w:name="群论-习题1.4"/>
     <w:p>
       <w:pPr>
         <w:pStyle w:val="Heading2"/>
@@ -328,8 +342,8 @@
         </w:pict>
       </w:r>
     </w:p>
-    <w:bookmarkEnd w:id="9"/>
-    <w:bookmarkStart w:id="10" w:name="对称性-习题4.1"/>
+    <w:bookmarkEnd w:id="10"/>
+    <w:bookmarkStart w:id="11" w:name="对称性-习题4.1"/>
     <w:p>
       <w:pPr>
         <w:pStyle w:val="Heading2"/>
@@ -442,8 +456,8 @@
         </w:pict>
       </w:r>
     </w:p>
-    <w:bookmarkEnd w:id="10"/>
-    <w:bookmarkStart w:id="11" w:name="对称性-习题4.2"/>
+    <w:bookmarkEnd w:id="11"/>
+    <w:bookmarkStart w:id="12" w:name="对称性-习题4.2"/>
     <w:p>
       <w:pPr>
         <w:pStyle w:val="Heading2"/>
@@ -563,8 +577,8 @@
         </w:pict>
       </w:r>
     </w:p>
-    <w:bookmarkEnd w:id="11"/>
-    <w:bookmarkStart w:id="12" w:name="对称性-习题4.3"/>
+    <w:bookmarkEnd w:id="12"/>
+    <w:bookmarkStart w:id="13" w:name="对称性-习题4.3"/>
     <w:p>
       <w:pPr>
         <w:pStyle w:val="Heading2"/>
@@ -678,8 +692,8 @@
         </w:pict>
       </w:r>
     </w:p>
-    <w:bookmarkEnd w:id="12"/>
-    <w:bookmarkStart w:id="13" w:name="对称性-习题4.4"/>
+    <w:bookmarkEnd w:id="13"/>
+    <w:bookmarkStart w:id="14" w:name="对称性-习题4.4"/>
     <w:p>
       <w:pPr>
         <w:pStyle w:val="Heading2"/>
@@ -793,8 +807,8 @@
         </w:pict>
       </w:r>
     </w:p>
-    <w:bookmarkEnd w:id="13"/>
-    <w:bookmarkStart w:id="14" w:name="对称性-习题4.5"/>
+    <w:bookmarkEnd w:id="14"/>
+    <w:bookmarkStart w:id="15" w:name="对称性-习题4.5"/>
     <w:p>
       <w:pPr>
         <w:pStyle w:val="Heading2"/>
@@ -973,8 +987,8 @@
         </w:pict>
       </w:r>
     </w:p>
-    <w:bookmarkEnd w:id="14"/>
-    <w:bookmarkStart w:id="15" w:name="对称性-习题4.6"/>
+    <w:bookmarkEnd w:id="15"/>
+    <w:bookmarkStart w:id="16" w:name="对称性-习题4.6"/>
     <w:p>
       <w:pPr>
         <w:pStyle w:val="Heading2"/>
@@ -1348,8 +1362,8 @@
         </w:pict>
       </w:r>
     </w:p>
-    <w:bookmarkEnd w:id="15"/>
-    <w:bookmarkStart w:id="16" w:name="对称性-习题4.7"/>
+    <w:bookmarkEnd w:id="16"/>
+    <w:bookmarkStart w:id="17" w:name="对称性-习题4.7"/>
     <w:p>
       <w:pPr>
         <w:pStyle w:val="Heading2"/>
@@ -1443,8 +1457,8 @@
         </w:pict>
       </w:r>
     </w:p>
-    <w:bookmarkEnd w:id="16"/>
-    <w:bookmarkStart w:id="17" w:name="对称性-习题4.8"/>
+    <w:bookmarkEnd w:id="17"/>
+    <w:bookmarkStart w:id="18" w:name="对称性-习题4.8"/>
     <w:p>
       <w:pPr>
         <w:pStyle w:val="Heading2"/>
@@ -1715,8 +1729,8 @@
         </w:pict>
       </w:r>
     </w:p>
-    <w:bookmarkEnd w:id="17"/>
-    <w:bookmarkStart w:id="18" w:name="对称性-习题4.9"/>
+    <w:bookmarkEnd w:id="18"/>
+    <w:bookmarkStart w:id="19" w:name="对称性-习题4.9"/>
     <w:p>
       <w:pPr>
         <w:pStyle w:val="Heading2"/>
@@ -2021,8 +2035,8 @@
         </w:pict>
       </w:r>
     </w:p>
-    <w:bookmarkEnd w:id="18"/>
-    <w:bookmarkStart w:id="19" w:name="对称性-习题4.10"/>
+    <w:bookmarkEnd w:id="19"/>
+    <w:bookmarkStart w:id="20" w:name="对称性-习题4.10"/>
     <w:p>
       <w:pPr>
         <w:pStyle w:val="Heading2"/>
@@ -2241,8 +2255,8 @@
         </w:pict>
       </w:r>
     </w:p>
-    <w:bookmarkEnd w:id="19"/>
-    <w:bookmarkStart w:id="20" w:name="对称性-习题4.11"/>
+    <w:bookmarkEnd w:id="20"/>
+    <w:bookmarkStart w:id="21" w:name="对称性-习题4.11"/>
     <w:p>
       <w:pPr>
         <w:pStyle w:val="Heading2"/>
@@ -2406,8 +2420,8 @@
         </w:pict>
       </w:r>
     </w:p>
-    <w:bookmarkEnd w:id="20"/>
-    <w:bookmarkStart w:id="21" w:name="对称性-习题4.12"/>
+    <w:bookmarkEnd w:id="21"/>
+    <w:bookmarkStart w:id="22" w:name="对称性-习题4.12"/>
     <w:p>
       <w:pPr>
         <w:pStyle w:val="Heading2"/>
@@ -2603,8 +2617,8 @@
         </w:pict>
       </w:r>
     </w:p>
-    <w:bookmarkEnd w:id="21"/>
-    <w:bookmarkStart w:id="22" w:name="对称性-习题4.13"/>
+    <w:bookmarkEnd w:id="22"/>
+    <w:bookmarkStart w:id="23" w:name="对称性-习题4.13"/>
     <w:p>
       <w:pPr>
         <w:pStyle w:val="Heading2"/>
@@ -2662,8 +2676,8 @@
         </w:pict>
       </w:r>
     </w:p>
-    <w:bookmarkEnd w:id="22"/>
-    <w:bookmarkStart w:id="23" w:name="对称性-习题4.14"/>
+    <w:bookmarkEnd w:id="23"/>
+    <w:bookmarkStart w:id="24" w:name="对称性-习题4.14"/>
     <w:p>
       <w:pPr>
         <w:pStyle w:val="Heading2"/>
@@ -2875,8 +2889,8 @@
         </w:pict>
       </w:r>
     </w:p>
-    <w:bookmarkEnd w:id="23"/>
-    <w:bookmarkStart w:id="24" w:name="对称性-习题4.15"/>
+    <w:bookmarkEnd w:id="24"/>
+    <w:bookmarkStart w:id="25" w:name="对称性-习题4.15"/>
     <w:p>
       <w:pPr>
         <w:pStyle w:val="Heading2"/>
@@ -2946,8 +2960,8 @@
         </w:pict>
       </w:r>
     </w:p>
-    <w:bookmarkEnd w:id="24"/>
-    <w:bookmarkStart w:id="25" w:name="对称性-习题4.16"/>
+    <w:bookmarkEnd w:id="25"/>
+    <w:bookmarkStart w:id="26" w:name="对称性-习题4.16"/>
     <w:p>
       <w:pPr>
         <w:pStyle w:val="Heading2"/>
@@ -3348,8 +3362,8 @@
         </w:pict>
       </w:r>
     </w:p>
-    <w:bookmarkEnd w:id="25"/>
-    <w:bookmarkStart w:id="26" w:name="对称性-习题4.17"/>
+    <w:bookmarkEnd w:id="26"/>
+    <w:bookmarkStart w:id="27" w:name="对称性-习题4.17"/>
     <w:p>
       <w:pPr>
         <w:pStyle w:val="Heading2"/>
@@ -3503,8 +3517,8 @@
         </w:pict>
       </w:r>
     </w:p>
-    <w:bookmarkEnd w:id="26"/>
-    <w:bookmarkStart w:id="27" w:name="对称性-习题4.18"/>
+    <w:bookmarkEnd w:id="27"/>
+    <w:bookmarkStart w:id="28" w:name="对称性-习题4.18"/>
     <w:p>
       <w:pPr>
         <w:pStyle w:val="Heading2"/>
@@ -4019,8 +4033,8 @@
         </w:pict>
       </w:r>
     </w:p>
-    <w:bookmarkEnd w:id="27"/>
-    <w:bookmarkStart w:id="28" w:name="对称性-习题4.19"/>
+    <w:bookmarkEnd w:id="28"/>
+    <w:bookmarkStart w:id="29" w:name="对称性-习题4.19"/>
     <w:p>
       <w:pPr>
         <w:pStyle w:val="Heading2"/>
@@ -4323,8 +4337,8 @@
         </w:pict>
       </w:r>
     </w:p>
-    <w:bookmarkEnd w:id="28"/>
-    <w:bookmarkStart w:id="29" w:name="对称性-习题4.20"/>
+    <w:bookmarkEnd w:id="29"/>
+    <w:bookmarkStart w:id="30" w:name="对称性-习题4.20"/>
     <w:p>
       <w:pPr>
         <w:pStyle w:val="Heading2"/>
@@ -4424,8 +4438,8 @@
         </w:pict>
       </w:r>
     </w:p>
-    <w:bookmarkEnd w:id="29"/>
-    <w:bookmarkStart w:id="30" w:name="对称性-习题4.21"/>
+    <w:bookmarkEnd w:id="30"/>
+    <w:bookmarkStart w:id="31" w:name="对称性-习题4.21"/>
     <w:p>
       <w:pPr>
         <w:pStyle w:val="Heading2"/>
@@ -4627,8 +4641,8 @@
         </w:pict>
       </w:r>
     </w:p>
-    <w:bookmarkEnd w:id="30"/>
-    <w:bookmarkStart w:id="31" w:name="对称性-习题4.22"/>
+    <w:bookmarkEnd w:id="31"/>
+    <w:bookmarkStart w:id="32" w:name="对称性-习题4.22"/>
     <w:p>
       <w:pPr>
         <w:pStyle w:val="Heading2"/>
@@ -4928,8 +4942,8 @@
         </w:pict>
       </w:r>
     </w:p>
-    <w:bookmarkEnd w:id="31"/>
-    <w:bookmarkStart w:id="32" w:name="对称性-习题4.23"/>
+    <w:bookmarkEnd w:id="32"/>
+    <w:bookmarkStart w:id="33" w:name="对称性-习题4.23"/>
     <w:p>
       <w:pPr>
         <w:pStyle w:val="Heading2"/>
@@ -5326,8 +5340,8 @@
         </w:pict>
       </w:r>
     </w:p>
-    <w:bookmarkEnd w:id="32"/>
-    <w:bookmarkStart w:id="33" w:name="对称性-习题4.24"/>
+    <w:bookmarkEnd w:id="33"/>
+    <w:bookmarkStart w:id="34" w:name="对称性-习题4.24"/>
     <w:p>
       <w:pPr>
         <w:pStyle w:val="Heading2"/>
@@ -5462,8 +5476,8 @@
         </w:pict>
       </w:r>
     </w:p>
-    <w:bookmarkEnd w:id="33"/>
-    <w:bookmarkStart w:id="34" w:name="对称性-习题4.25"/>
+    <w:bookmarkEnd w:id="34"/>
+    <w:bookmarkStart w:id="35" w:name="对称性-习题4.25"/>
     <w:p>
       <w:pPr>
         <w:pStyle w:val="Heading2"/>
@@ -5527,8 +5541,8 @@
         </w:pict>
       </w:r>
     </w:p>
-    <w:bookmarkEnd w:id="34"/>
-    <w:bookmarkStart w:id="35" w:name="对称性-习题4.26"/>
+    <w:bookmarkEnd w:id="35"/>
+    <w:bookmarkStart w:id="36" w:name="对称性-习题4.26"/>
     <w:p>
       <w:pPr>
         <w:pStyle w:val="Heading2"/>
@@ -5604,8 +5618,8 @@
         </w:pict>
       </w:r>
     </w:p>
-    <w:bookmarkEnd w:id="35"/>
-    <w:bookmarkStart w:id="36" w:name="对称性-习题4.27"/>
+    <w:bookmarkEnd w:id="36"/>
+    <w:bookmarkStart w:id="37" w:name="对称性-习题4.27"/>
     <w:p>
       <w:pPr>
         <w:pStyle w:val="Heading2"/>
@@ -6200,8 +6214,8 @@
         </w:pict>
       </w:r>
     </w:p>
-    <w:bookmarkEnd w:id="36"/>
-    <w:bookmarkStart w:id="37" w:name="对称性-习题4.28"/>
+    <w:bookmarkEnd w:id="37"/>
+    <w:bookmarkStart w:id="38" w:name="对称性-习题4.28"/>
     <w:p>
       <w:pPr>
         <w:pStyle w:val="Heading2"/>
@@ -6605,8 +6619,8 @@
         </w:pict>
       </w:r>
     </w:p>
-    <w:bookmarkEnd w:id="37"/>
-    <w:bookmarkStart w:id="38" w:name="对称性-习题4.29"/>
+    <w:bookmarkEnd w:id="38"/>
+    <w:bookmarkStart w:id="39" w:name="对称性-习题4.29"/>
     <w:p>
       <w:pPr>
         <w:pStyle w:val="Heading2"/>
@@ -6730,8 +6744,8 @@
         </w:pict>
       </w:r>
     </w:p>
-    <w:bookmarkEnd w:id="38"/>
-    <w:bookmarkStart w:id="39" w:name="群论-习题1.11"/>
+    <w:bookmarkEnd w:id="39"/>
+    <w:bookmarkStart w:id="40" w:name="群论-习题1.11"/>
     <w:p>
       <w:pPr>
         <w:pStyle w:val="Heading2"/>
@@ -6876,8 +6890,8 @@
         </w:pict>
       </w:r>
     </w:p>
-    <w:bookmarkEnd w:id="39"/>
-    <w:bookmarkStart w:id="40" w:name="群论-习题1.13"/>
+    <w:bookmarkEnd w:id="40"/>
+    <w:bookmarkStart w:id="41" w:name="群论-习题1.13"/>
     <w:p>
       <w:pPr>
         <w:pStyle w:val="Heading2"/>
@@ -6989,8 +7003,8 @@
         </w:pict>
       </w:r>
     </w:p>
-    <w:bookmarkEnd w:id="40"/>
     <w:bookmarkEnd w:id="41"/>
+    <w:bookmarkEnd w:id="42"/>
     <w:sectPr>
       <w:footerReference w:type="default" r:id="rId9"/>
       <w:footnotePr>
